--- a/product_docs/core_docs/DesignDoc_v1_2.docx
+++ b/product_docs/core_docs/DesignDoc_v1_2.docx
@@ -730,7 +730,41 @@
           <w:sz w:val="22"/>
           <w:szCs w:val="22"/>
         </w:rPr>
-        <w:t>The pipeline is a sequential, gated orchestration system. Inputs enter through a single intake interface; a supervisor orchestrator routes them through domain-specific agents in dependency order; outputs are assembled into a structured approval checklist with a complete audit log. No domain agent may run until its upstream dependency has cleared — this constraint is derived directly from the PRD requirement chain (R-01 → R-02 → R-03 → R-04 → R-05).</w:t>
+        <w:t>The pipeline is a sequential, gated orchestration system. Inputs enter through a single intake interface; a supervisor orchestrator routes them through domain-specific agents in dependency order; outputs are assembled into a structured approval checklist with a complete audit log. No domain agent may run until its upstream dependency has cleared — this constraint is derived directly from the PRD requirement chain (R-01 → R-02 → R-03 → R-04 → R-05</w:t>
+      </w:r>
+      <w:r>
+        <w:rPr>
+          <w:rFonts w:ascii="Arial" w:hAnsi="Arial" w:cs="Arial"/>
+          <w:sz w:val="22"/>
+          <w:szCs w:val="22"/>
+        </w:rPr>
+        <w:t xml:space="preserve"> </w:t>
+      </w:r>
+      <w:r>
+        <w:rPr>
+          <w:rFonts w:ascii="Arial" w:hAnsi="Arial" w:cs="Arial"/>
+          <w:sz w:val="22"/>
+          <w:szCs w:val="22"/>
+        </w:rPr>
+        <w:t>→</w:t>
+      </w:r>
+      <w:r>
+        <w:rPr>
+          <w:rFonts w:ascii="Arial" w:hAnsi="Arial" w:cs="Arial"/>
+          <w:sz w:val="22"/>
+          <w:szCs w:val="22"/>
+        </w:rPr>
+        <w:t xml:space="preserve"> R-06</w:t>
+      </w:r>
+      <w:bookmarkStart w:id="0" w:name="_GoBack"/>
+      <w:bookmarkEnd w:id="0"/>
+      <w:r>
+        <w:rPr>
+          <w:rFonts w:ascii="Arial" w:hAnsi="Arial" w:cs="Arial"/>
+          <w:sz w:val="22"/>
+          <w:szCs w:val="22"/>
+        </w:rPr>
+        <w:t>).</w:t>
       </w:r>
     </w:p>
     <w:p>
@@ -1335,23 +1369,7 @@
                 <w:sz w:val="20"/>
                 <w:szCs w:val="20"/>
               </w:rPr>
-              <w:t xml:space="preserve"> </w:t>
-            </w:r>
-            <w:r>
-              <w:rPr>
-                <w:rFonts w:ascii="Arial" w:hAnsi="Arial" w:cs="Arial"/>
-                <w:sz w:val="20"/>
-                <w:szCs w:val="20"/>
-              </w:rPr>
-              <w:t>—</w:t>
-            </w:r>
-            <w:r>
-              <w:rPr>
-                <w:rFonts w:ascii="Arial" w:hAnsi="Arial" w:cs="Arial"/>
-                <w:sz w:val="20"/>
-                <w:szCs w:val="20"/>
-              </w:rPr>
-              <w:t xml:space="preserve"> Checklist</w:t>
+              <w:t xml:space="preserve"> — Checklist</w:t>
             </w:r>
           </w:p>
         </w:tc>
@@ -1460,23 +1478,7 @@
                 <w:sz w:val="20"/>
                 <w:szCs w:val="20"/>
               </w:rPr>
-              <w:t xml:space="preserve"> </w:t>
-            </w:r>
-            <w:r>
-              <w:rPr>
-                <w:rFonts w:ascii="Arial" w:hAnsi="Arial" w:cs="Arial"/>
-                <w:sz w:val="20"/>
-                <w:szCs w:val="20"/>
-              </w:rPr>
-              <w:t>—</w:t>
-            </w:r>
-            <w:r>
-              <w:rPr>
-                <w:rFonts w:ascii="Arial" w:hAnsi="Arial" w:cs="Arial"/>
-                <w:sz w:val="20"/>
-                <w:szCs w:val="20"/>
-              </w:rPr>
-              <w:t xml:space="preserve"> Handoff</w:t>
+              <w:t xml:space="preserve"> — Handoff</w:t>
             </w:r>
           </w:p>
         </w:tc>
@@ -13538,17 +13540,7 @@
                 <w:sz w:val="21"/>
                 <w:szCs w:val="21"/>
               </w:rPr>
-              <w:t>The embedding model choice affects retrieval quality for policy documents. The Technology Decisions Log entry currently carries a placeholder. A side-by-side retrieval quality test on a sample of IT Security Po</w:t>
-            </w:r>
-            <w:bookmarkStart w:id="0" w:name="_GoBack"/>
-            <w:bookmarkEnd w:id="0"/>
-            <w:r>
-              <w:rPr>
-                <w:rFonts w:ascii="Arial" w:hAnsi="Arial" w:cs="Arial"/>
-                <w:sz w:val="21"/>
-                <w:szCs w:val="21"/>
-              </w:rPr>
-              <w:t>licy clauses is recommended before the index is built. Owner: Engineering, to resolve before retrieval layer implementation begins.</w:t>
+              <w:t>The embedding model choice affects retrieval quality for policy documents. The Technology Decisions Log entry currently carries a placeholder. A side-by-side retrieval quality test on a sample of IT Security Policy clauses is recommended before the index is built. Owner: Engineering, to resolve before retrieval layer implementation begins.</w:t>
             </w:r>
           </w:p>
         </w:tc>
